--- a/klagomål/A 44517-2023 FSC-klagomål.docx
+++ b/klagomål/A 44517-2023 FSC-klagomål.docx
@@ -1598,7 +1598,7 @@
     <w:r>
       <w:tab/>
       <w:tab/>
-      <w:t>2026-09-14</w:t>
+      <w:t>2026-09-15</w:t>
       <w:br/>
       <w:br/>
     </w:r>

--- a/klagomål/A 44517-2023 FSC-klagomål.docx
+++ b/klagomål/A 44517-2023 FSC-klagomål.docx
@@ -1598,7 +1598,7 @@
     <w:r>
       <w:tab/>
       <w:tab/>
-      <w:t>2026-09-15</w:t>
+      <w:t>2026-09-16</w:t>
       <w:br/>
       <w:br/>
     </w:r>

--- a/klagomål/A 44517-2023 FSC-klagomål.docx
+++ b/klagomål/A 44517-2023 FSC-klagomål.docx
@@ -1598,7 +1598,7 @@
     <w:r>
       <w:tab/>
       <w:tab/>
-      <w:t>2026-09-16</w:t>
+      <w:t>2026-09-17</w:t>
       <w:br/>
       <w:br/>
     </w:r>

--- a/klagomål/A 44517-2023 FSC-klagomål.docx
+++ b/klagomål/A 44517-2023 FSC-klagomål.docx
@@ -1598,7 +1598,7 @@
     <w:r>
       <w:tab/>
       <w:tab/>
-      <w:t>2026-09-17</w:t>
+      <w:t>2026-09-18</w:t>
       <w:br/>
       <w:br/>
     </w:r>

--- a/klagomål/A 44517-2023 FSC-klagomål.docx
+++ b/klagomål/A 44517-2023 FSC-klagomål.docx
@@ -1598,7 +1598,7 @@
     <w:r>
       <w:tab/>
       <w:tab/>
-      <w:t>2026-09-18</w:t>
+      <w:t>2026-09-19</w:t>
       <w:br/>
       <w:br/>
     </w:r>

--- a/klagomål/A 44517-2023 FSC-klagomål.docx
+++ b/klagomål/A 44517-2023 FSC-klagomål.docx
@@ -1598,7 +1598,7 @@
     <w:r>
       <w:tab/>
       <w:tab/>
-      <w:t>2026-09-19</w:t>
+      <w:t>2026-09-21</w:t>
       <w:br/>
       <w:br/>
     </w:r>

--- a/klagomål/A 44517-2023 FSC-klagomål.docx
+++ b/klagomål/A 44517-2023 FSC-klagomål.docx
@@ -1598,7 +1598,7 @@
     <w:r>
       <w:tab/>
       <w:tab/>
-      <w:t>2026-09-21</w:t>
+      <w:t>2026-09-23</w:t>
       <w:br/>
       <w:br/>
     </w:r>

--- a/klagomål/A 44517-2023 FSC-klagomål.docx
+++ b/klagomål/A 44517-2023 FSC-klagomål.docx
@@ -1598,7 +1598,7 @@
     <w:r>
       <w:tab/>
       <w:tab/>
-      <w:t>2026-09-23</w:t>
+      <w:t>2026-09-24</w:t>
       <w:br/>
       <w:br/>
     </w:r>

--- a/klagomål/A 44517-2023 FSC-klagomål.docx
+++ b/klagomål/A 44517-2023 FSC-klagomål.docx
@@ -1598,7 +1598,7 @@
     <w:r>
       <w:tab/>
       <w:tab/>
-      <w:t>2026-09-24</w:t>
+      <w:t>2026-09-25</w:t>
       <w:br/>
       <w:br/>
     </w:r>

--- a/klagomål/A 44517-2023 FSC-klagomål.docx
+++ b/klagomål/A 44517-2023 FSC-klagomål.docx
@@ -1598,7 +1598,7 @@
     <w:r>
       <w:tab/>
       <w:tab/>
-      <w:t>2026-09-25</w:t>
+      <w:t>2026-09-26</w:t>
       <w:br/>
       <w:br/>
     </w:r>

--- a/klagomål/A 44517-2023 FSC-klagomål.docx
+++ b/klagomål/A 44517-2023 FSC-klagomål.docx
@@ -1598,7 +1598,7 @@
     <w:r>
       <w:tab/>
       <w:tab/>
-      <w:t>2026-09-26</w:t>
+      <w:t>2026-09-27</w:t>
       <w:br/>
       <w:br/>
     </w:r>

--- a/klagomål/A 44517-2023 FSC-klagomål.docx
+++ b/klagomål/A 44517-2023 FSC-klagomål.docx
@@ -1598,7 +1598,7 @@
     <w:r>
       <w:tab/>
       <w:tab/>
-      <w:t>2026-09-27</w:t>
+      <w:t>2026-09-28</w:t>
       <w:br/>
       <w:br/>
     </w:r>

--- a/klagomål/A 44517-2023 FSC-klagomål.docx
+++ b/klagomål/A 44517-2023 FSC-klagomål.docx
@@ -1598,7 +1598,7 @@
     <w:r>
       <w:tab/>
       <w:tab/>
-      <w:t>2026-09-28</w:t>
+      <w:t>2026-09-29</w:t>
       <w:br/>
       <w:br/>
     </w:r>

--- a/klagomål/A 44517-2023 FSC-klagomål.docx
+++ b/klagomål/A 44517-2023 FSC-klagomål.docx
@@ -1598,7 +1598,7 @@
     <w:r>
       <w:tab/>
       <w:tab/>
-      <w:t>2026-09-29</w:t>
+      <w:t>2026-09-30</w:t>
       <w:br/>
       <w:br/>
     </w:r>

--- a/klagomål/A 44517-2023 FSC-klagomål.docx
+++ b/klagomål/A 44517-2023 FSC-klagomål.docx
@@ -1598,7 +1598,7 @@
     <w:r>
       <w:tab/>
       <w:tab/>
-      <w:t>2026-09-30</w:t>
+      <w:t>2026-10-01</w:t>
       <w:br/>
       <w:br/>
     </w:r>

--- a/klagomål/A 44517-2023 FSC-klagomål.docx
+++ b/klagomål/A 44517-2023 FSC-klagomål.docx
@@ -1598,7 +1598,7 @@
     <w:r>
       <w:tab/>
       <w:tab/>
-      <w:t>2026-10-01</w:t>
+      <w:t>2026-10-02</w:t>
       <w:br/>
       <w:br/>
     </w:r>

--- a/klagomål/A 44517-2023 FSC-klagomål.docx
+++ b/klagomål/A 44517-2023 FSC-klagomål.docx
@@ -178,7 +178,7 @@
       <w:r>
         <w:drawing>
           <wp:inline xmlns:a="http://schemas.openxmlformats.org/drawingml/2006/main" xmlns:pic="http://schemas.openxmlformats.org/drawingml/2006/picture">
-            <wp:extent cx="5486400" cy="3880073"/>
+            <wp:extent cx="5486400" cy="3870646"/>
             <wp:docPr id="1" name="Picture 1"/>
             <wp:cNvGraphicFramePr>
               <a:graphicFrameLocks noChangeAspect="1"/>
@@ -199,7 +199,7 @@
                   <pic:spPr>
                     <a:xfrm>
                       <a:off x="0" y="0"/>
-                      <a:ext cx="5486400" cy="3880073"/>
+                      <a:ext cx="5486400" cy="3870646"/>
                     </a:xfrm>
                     <a:prstGeom prst="rect"/>
                   </pic:spPr>
@@ -221,7 +221,7 @@
     </w:p>
     <w:p>
       <w:r>
-        <w:t>I och inom 23 meter från avverkningsanmälan finns fynd av 37 naturvårdsarter, varav 27 är rödlistade, 18 är typiska (T) och 9 är signalarter (S): brittisk torsklav (EN), amerikansk sönderfallslav (VU), brun skärelav (VU), garnlav (VU, T), gränsticka (VU, T), lidvitmossa (VU), liten blekspik (VU, T), norsk näverlav (VU), skuggkraterlav (VU), skuggnål (VU), smalskaftslav (VU), tajgaskinn (VU), brun svartspik (NT), brunpudrad nållav (NT, T), harticka (NT, T), kavernularia (NT), kortskaftad ärgspik (NT), liten svartspik (NT), lunglav (NT, T), nordlig nållav (NT), Refractohilum galligenum (NT), rödbrun blekspik (NT, T), skrovellav (NT, T), skuggblåslav (NT, T), vedtrappmossa (NT, T), vitgrynig nållav (NT), Protoparmelia ochrococca (DD), barkkornlav (S, T), gulnål (S, T), luddlav (S, T), purpurmylia (S), rostfläck (S, T), skogshakmossa (S, T), skuggmossa (S, T), stuplav (S, T), trind spretmossa (S) och vågig rutlungmossa (T). Se Figur 1.</w:t>
+        <w:t>I och inom 23 meter från avverkningsanmälan finns fynd av 38 naturvårdsarter, varav 28 är rödlistade, 19 är typiska (T) och 9 är signalarter (S): brittisk torsklav (EN), amerikansk sönderfallslav (VU), brun skärelav (VU), garnlav (VU, T), gränsticka (VU, T), lidvitmossa (VU), liten blekspik (VU, T), liten sotlav (VU, T), norsk näverlav (VU), skuggkraterlav (VU), skuggnål (VU), smalskaftslav (VU), tajgaskinn (VU), brun svartspik (NT), brunpudrad nållav (NT, T), harticka (NT, T), kavernularia (NT), kortskaftad ärgspik (NT), liten svartspik (NT), lunglav (NT, T), nordlig nållav (NT), Refractohilum galligenum (NT), rödbrun blekspik (NT, T), skrovellav (NT, T), skuggblåslav (NT, T), vedtrappmossa (NT, T), vitgrynig nållav (NT), Protoparmelia ochrococca (DD), barkkornlav (S, T), gulnål (S, T), luddlav (S, T), purpurmylia (S), rostfläck (S, T), skogshakmossa (S, T), skuggmossa (S, T), stuplav (S, T), trind spretmossa (S) och vågig rutlungmossa (T). Se Figur 1.</w:t>
       </w:r>
     </w:p>
     <w:p>
@@ -374,6 +374,26 @@
         <w:rPr>
           <w:b/>
         </w:rPr>
+        <w:t>Liten sotlav (VU)</w:t>
+      </w:r>
+      <w:r>
+        <w:t xml:space="preserve"> förekommer i gamla brandrefugiala boreala granskogar där den oftast påträffas på grovbarkiga, senvuxna, mycket gamla granar. Arten är en av de mest krävande arterna i fuktig grannaturskog och är placerad högst upp i Skogsstyrelsens värdepyramid för bedömning av skog med höga naturvärden. Samtliga förekomster bör skyddas. Liten sotlav är typisk art för </w:t>
+      </w:r>
+      <w:r>
+        <w:rPr>
+          <w:i/>
+        </w:rPr>
+        <w:t>9010 Taiga</w:t>
+      </w:r>
+      <w:r>
+        <w:t xml:space="preserve"> (SLU Artdatabanken, 2024; Nitare &amp; Skogsstyrelsen, 2019).</w:t>
+      </w:r>
+    </w:p>
+    <w:p>
+      <w:r>
+        <w:rPr>
+          <w:b/>
+        </w:rPr>
         <w:t>Norsk näverlav (VU)</w:t>
       </w:r>
       <w:r>
@@ -1142,7 +1162,7 @@
         <w:rPr>
           <w:i/>
         </w:rPr>
-        <w:t>I det avverkningsanmälda skogsområdet har 36 rödlistade arter och signalarter påträffats. Detta ska jämföras med Skogsstyrelsens uppföljning 2017 av nyckelbiotoper som visade att man i genomsnitt hittar 20,6 olika rödlistade arter och signalarter i en nyckelbiotop (Wijk, S. 2017. Biologisk mångfald i nyckelbiotoper – Resultat från inventeringen “Uppföljning biologisk mångfald” 2009–2015. Rapport 4/2017 Skogsstyrelsen, Jönköping).</w:t>
+        <w:t>I det avverkningsanmälda skogsområdet har 37 rödlistade arter och signalarter påträffats. Detta ska jämföras med Skogsstyrelsens uppföljning 2017 av nyckelbiotoper som visade att man i genomsnitt hittar 20,6 olika rödlistade arter och signalarter i en nyckelbiotop (Wijk, S. 2017. Biologisk mångfald i nyckelbiotoper – Resultat från inventeringen “Uppföljning biologisk mångfald” 2009–2015. Rapport 4/2017 Skogsstyrelsen, Jönköping).</w:t>
       </w:r>
     </w:p>
     <w:p>
@@ -1171,7 +1191,7 @@
         <w:rPr>
           <w:i/>
         </w:rPr>
-        <w:t>I det avverkningsanmälda skogsområdet har 37 naturvårdsarter varav 27 rödlistade arter sina livsmiljöer och växtplatser.</w:t>
+        <w:t>I det avverkningsanmälda skogsområdet har 38 naturvårdsarter varav 28 rödlistade arter sina livsmiljöer och växtplatser.</w:t>
       </w:r>
     </w:p>
     <w:p>
@@ -1598,7 +1618,7 @@
     <w:r>
       <w:tab/>
       <w:tab/>
-      <w:t>2026-10-02</w:t>
+      <w:t>2026-10-03</w:t>
       <w:br/>
       <w:br/>
     </w:r>

--- a/klagomål/A 44517-2023 FSC-klagomål.docx
+++ b/klagomål/A 44517-2023 FSC-klagomål.docx
@@ -1618,7 +1618,7 @@
     <w:r>
       <w:tab/>
       <w:tab/>
-      <w:t>2026-10-03</w:t>
+      <w:t>2026-10-04</w:t>
       <w:br/>
       <w:br/>
     </w:r>

--- a/klagomål/A 44517-2023 FSC-klagomål.docx
+++ b/klagomål/A 44517-2023 FSC-klagomål.docx
@@ -1618,7 +1618,7 @@
     <w:r>
       <w:tab/>
       <w:tab/>
-      <w:t>2026-10-04</w:t>
+      <w:t>2026-10-05</w:t>
       <w:br/>
       <w:br/>
     </w:r>

--- a/klagomål/A 44517-2023 FSC-klagomål.docx
+++ b/klagomål/A 44517-2023 FSC-klagomål.docx
@@ -1618,7 +1618,7 @@
     <w:r>
       <w:tab/>
       <w:tab/>
-      <w:t>2026-10-05</w:t>
+      <w:t>2026-10-06</w:t>
       <w:br/>
       <w:br/>
     </w:r>

--- a/klagomål/A 44517-2023 FSC-klagomål.docx
+++ b/klagomål/A 44517-2023 FSC-klagomål.docx
@@ -1618,7 +1618,7 @@
     <w:r>
       <w:tab/>
       <w:tab/>
-      <w:t>2026-10-06</w:t>
+      <w:t>2026-10-07</w:t>
       <w:br/>
       <w:br/>
     </w:r>

--- a/klagomål/A 44517-2023 FSC-klagomål.docx
+++ b/klagomål/A 44517-2023 FSC-klagomål.docx
@@ -1618,7 +1618,7 @@
     <w:r>
       <w:tab/>
       <w:tab/>
-      <w:t>2026-10-07</w:t>
+      <w:t>2026-10-08</w:t>
       <w:br/>
       <w:br/>
     </w:r>

--- a/klagomål/A 44517-2023 FSC-klagomål.docx
+++ b/klagomål/A 44517-2023 FSC-klagomål.docx
@@ -1618,7 +1618,7 @@
     <w:r>
       <w:tab/>
       <w:tab/>
-      <w:t>2026-10-08</w:t>
+      <w:t>2026-10-09</w:t>
       <w:br/>
       <w:br/>
     </w:r>

--- a/klagomål/A 44517-2023 FSC-klagomål.docx
+++ b/klagomål/A 44517-2023 FSC-klagomål.docx
@@ -1618,7 +1618,7 @@
     <w:r>
       <w:tab/>
       <w:tab/>
-      <w:t>2026-10-09</w:t>
+      <w:t>2026-10-10</w:t>
       <w:br/>
       <w:br/>
     </w:r>

--- a/klagomål/A 44517-2023 FSC-klagomål.docx
+++ b/klagomål/A 44517-2023 FSC-klagomål.docx
@@ -1618,7 +1618,7 @@
     <w:r>
       <w:tab/>
       <w:tab/>
-      <w:t>2026-10-10</w:t>
+      <w:t>2026-10-11</w:t>
       <w:br/>
       <w:br/>
     </w:r>

--- a/klagomål/A 44517-2023 FSC-klagomål.docx
+++ b/klagomål/A 44517-2023 FSC-klagomål.docx
@@ -1618,7 +1618,7 @@
     <w:r>
       <w:tab/>
       <w:tab/>
-      <w:t>2026-10-11</w:t>
+      <w:t>2026-10-12</w:t>
       <w:br/>
       <w:br/>
     </w:r>

--- a/klagomål/A 44517-2023 FSC-klagomål.docx
+++ b/klagomål/A 44517-2023 FSC-klagomål.docx
@@ -1618,7 +1618,7 @@
     <w:r>
       <w:tab/>
       <w:tab/>
-      <w:t>2026-10-12</w:t>
+      <w:t>2026-10-13</w:t>
       <w:br/>
       <w:br/>
     </w:r>

--- a/klagomål/A 44517-2023 FSC-klagomål.docx
+++ b/klagomål/A 44517-2023 FSC-klagomål.docx
@@ -1618,7 +1618,7 @@
     <w:r>
       <w:tab/>
       <w:tab/>
-      <w:t>2026-10-13</w:t>
+      <w:t>2026-10-14</w:t>
       <w:br/>
       <w:br/>
     </w:r>

--- a/klagomål/A 44517-2023 FSC-klagomål.docx
+++ b/klagomål/A 44517-2023 FSC-klagomål.docx
@@ -1618,7 +1618,7 @@
     <w:r>
       <w:tab/>
       <w:tab/>
-      <w:t>2026-10-14</w:t>
+      <w:t>2026-10-15</w:t>
       <w:br/>
       <w:br/>
     </w:r>

--- a/klagomål/A 44517-2023 FSC-klagomål.docx
+++ b/klagomål/A 44517-2023 FSC-klagomål.docx
@@ -1618,7 +1618,7 @@
     <w:r>
       <w:tab/>
       <w:tab/>
-      <w:t>2026-10-15</w:t>
+      <w:t>2026-10-16</w:t>
       <w:br/>
       <w:br/>
     </w:r>

--- a/klagomål/A 44517-2023 FSC-klagomål.docx
+++ b/klagomål/A 44517-2023 FSC-klagomål.docx
@@ -1618,7 +1618,7 @@
     <w:r>
       <w:tab/>
       <w:tab/>
-      <w:t>2026-10-16</w:t>
+      <w:t>2026-10-17</w:t>
       <w:br/>
       <w:br/>
     </w:r>

--- a/klagomål/A 44517-2023 FSC-klagomål.docx
+++ b/klagomål/A 44517-2023 FSC-klagomål.docx
@@ -1618,7 +1618,7 @@
     <w:r>
       <w:tab/>
       <w:tab/>
-      <w:t>2026-10-17</w:t>
+      <w:t>2026-10-18</w:t>
       <w:br/>
       <w:br/>
     </w:r>

--- a/klagomål/A 44517-2023 FSC-klagomål.docx
+++ b/klagomål/A 44517-2023 FSC-klagomål.docx
@@ -1618,7 +1618,7 @@
     <w:r>
       <w:tab/>
       <w:tab/>
-      <w:t>2026-10-18</w:t>
+      <w:t>2026-10-19</w:t>
       <w:br/>
       <w:br/>
     </w:r>

--- a/klagomål/A 44517-2023 FSC-klagomål.docx
+++ b/klagomål/A 44517-2023 FSC-klagomål.docx
@@ -1618,7 +1618,7 @@
     <w:r>
       <w:tab/>
       <w:tab/>
-      <w:t>2026-10-19</w:t>
+      <w:t>2026-10-20</w:t>
       <w:br/>
       <w:br/>
     </w:r>

--- a/klagomål/A 44517-2023 FSC-klagomål.docx
+++ b/klagomål/A 44517-2023 FSC-klagomål.docx
@@ -1618,7 +1618,7 @@
     <w:r>
       <w:tab/>
       <w:tab/>
-      <w:t>2026-10-20</w:t>
+      <w:t>2026-10-21</w:t>
       <w:br/>
       <w:br/>
     </w:r>

--- a/klagomål/A 44517-2023 FSC-klagomål.docx
+++ b/klagomål/A 44517-2023 FSC-klagomål.docx
@@ -1618,7 +1618,7 @@
     <w:r>
       <w:tab/>
       <w:tab/>
-      <w:t>2026-10-21</w:t>
+      <w:t>2026-10-22</w:t>
       <w:br/>
       <w:br/>
     </w:r>

--- a/klagomål/A 44517-2023 FSC-klagomål.docx
+++ b/klagomål/A 44517-2023 FSC-klagomål.docx
@@ -1618,7 +1618,7 @@
     <w:r>
       <w:tab/>
       <w:tab/>
-      <w:t>2026-10-22</w:t>
+      <w:t>2026-10-23</w:t>
       <w:br/>
       <w:br/>
     </w:r>

--- a/klagomål/A 44517-2023 FSC-klagomål.docx
+++ b/klagomål/A 44517-2023 FSC-klagomål.docx
@@ -1618,7 +1618,7 @@
     <w:r>
       <w:tab/>
       <w:tab/>
-      <w:t>2026-10-23</w:t>
+      <w:t>2026-10-24</w:t>
       <w:br/>
       <w:br/>
     </w:r>

--- a/klagomål/A 44517-2023 FSC-klagomål.docx
+++ b/klagomål/A 44517-2023 FSC-klagomål.docx
@@ -1618,7 +1618,7 @@
     <w:r>
       <w:tab/>
       <w:tab/>
-      <w:t>2026-10-24</w:t>
+      <w:t>2026-10-25</w:t>
       <w:br/>
       <w:br/>
     </w:r>

--- a/klagomål/A 44517-2023 FSC-klagomål.docx
+++ b/klagomål/A 44517-2023 FSC-klagomål.docx
@@ -1618,7 +1618,7 @@
     <w:r>
       <w:tab/>
       <w:tab/>
-      <w:t>2026-10-25</w:t>
+      <w:t>2026-10-26</w:t>
       <w:br/>
       <w:br/>
     </w:r>

--- a/klagomål/A 44517-2023 FSC-klagomål.docx
+++ b/klagomål/A 44517-2023 FSC-klagomål.docx
@@ -1618,7 +1618,7 @@
     <w:r>
       <w:tab/>
       <w:tab/>
-      <w:t>2026-10-26</w:t>
+      <w:t>2026-10-27</w:t>
       <w:br/>
       <w:br/>
     </w:r>

--- a/klagomål/A 44517-2023 FSC-klagomål.docx
+++ b/klagomål/A 44517-2023 FSC-klagomål.docx
@@ -1618,7 +1618,7 @@
     <w:r>
       <w:tab/>
       <w:tab/>
-      <w:t>2026-10-27</w:t>
+      <w:t>2026-10-28</w:t>
       <w:br/>
       <w:br/>
     </w:r>

--- a/klagomål/A 44517-2023 FSC-klagomål.docx
+++ b/klagomål/A 44517-2023 FSC-klagomål.docx
@@ -1618,7 +1618,7 @@
     <w:r>
       <w:tab/>
       <w:tab/>
-      <w:t>2026-10-28</w:t>
+      <w:t>2026-10-29</w:t>
       <w:br/>
       <w:br/>
     </w:r>

--- a/klagomål/A 44517-2023 FSC-klagomål.docx
+++ b/klagomål/A 44517-2023 FSC-klagomål.docx
@@ -1618,7 +1618,7 @@
     <w:r>
       <w:tab/>
       <w:tab/>
-      <w:t>2026-10-29</w:t>
+      <w:t>2026-10-31</w:t>
       <w:br/>
       <w:br/>
     </w:r>
